--- a/public/resume/cover-letter-general.docx
+++ b/public/resume/cover-letter-general.docx
@@ -33,7 +33,7 @@
         </w:rPr>
         <w:t xml:space="preserve">✉ </w:t>
       </w:r>
-      <w:hyperlink w:history="1" r:id="rIdtawy0kghe4n4hdwpcy20-">
+      <w:hyperlink w:history="1" r:id="rId6ij6tsmqexay9e-91mhgy">
         <w:r>
           <w:rPr>
             <w:rFonts w:ascii="Calibri" w:cs="Calibri" w:eastAsia="Calibri" w:hAnsi="Calibri"/>
@@ -63,7 +63,7 @@
         </w:rPr>
         <w:t xml:space="preserve">• </w:t>
       </w:r>
-      <w:hyperlink w:history="1" r:id="rIdsitlhdgvyncc1whf8oino">
+      <w:hyperlink w:history="1" r:id="rIdzckhdqyg5aej5rrq9cyzl">
         <w:r>
           <w:rPr>
             <w:rFonts w:ascii="Calibri" w:cs="Calibri" w:eastAsia="Calibri" w:hAnsi="Calibri"/>
@@ -93,7 +93,7 @@
         </w:rPr>
         <w:t xml:space="preserve">⁠in </w:t>
       </w:r>
-      <w:hyperlink w:history="1" r:id="rIdkgcfpizlwzqjvailfllx0">
+      <w:hyperlink w:history="1" r:id="rIdusox0hzi0fq173di4j0n5">
         <w:r>
           <w:rPr>
             <w:rFonts w:ascii="Calibri" w:cs="Calibri" w:eastAsia="Calibri" w:hAnsi="Calibri"/>
@@ -123,7 +123,7 @@
         </w:rPr>
         <w:t xml:space="preserve">◔ </w:t>
       </w:r>
-      <w:hyperlink w:history="1" r:id="rIdfyhhlbijsiryvdobpsiyf">
+      <w:hyperlink w:history="1" r:id="rIdqy3ilbw_uor8nda_emcv1">
         <w:r>
           <w:rPr>
             <w:rFonts w:ascii="Calibri" w:cs="Calibri" w:eastAsia="Calibri" w:hAnsi="Calibri"/>

--- a/public/resume/cover-letter-general.docx
+++ b/public/resume/cover-letter-general.docx
@@ -33,7 +33,7 @@
         </w:rPr>
         <w:t xml:space="preserve">✉ </w:t>
       </w:r>
-      <w:hyperlink w:history="1" r:id="rId6ij6tsmqexay9e-91mhgy">
+      <w:hyperlink w:history="1" r:id="rIdk1avbqrzompokeklyuu2j">
         <w:r>
           <w:rPr>
             <w:rFonts w:ascii="Calibri" w:cs="Calibri" w:eastAsia="Calibri" w:hAnsi="Calibri"/>
@@ -63,7 +63,7 @@
         </w:rPr>
         <w:t xml:space="preserve">• </w:t>
       </w:r>
-      <w:hyperlink w:history="1" r:id="rIdzckhdqyg5aej5rrq9cyzl">
+      <w:hyperlink w:history="1" r:id="rId-qfz9_5vbhle2n6k3uned">
         <w:r>
           <w:rPr>
             <w:rFonts w:ascii="Calibri" w:cs="Calibri" w:eastAsia="Calibri" w:hAnsi="Calibri"/>
@@ -93,7 +93,7 @@
         </w:rPr>
         <w:t xml:space="preserve">⁠in </w:t>
       </w:r>
-      <w:hyperlink w:history="1" r:id="rIdusox0hzi0fq173di4j0n5">
+      <w:hyperlink w:history="1" r:id="rIdsazzhumcwuq6an1wcieqt">
         <w:r>
           <w:rPr>
             <w:rFonts w:ascii="Calibri" w:cs="Calibri" w:eastAsia="Calibri" w:hAnsi="Calibri"/>
@@ -123,7 +123,7 @@
         </w:rPr>
         <w:t xml:space="preserve">◔ </w:t>
       </w:r>
-      <w:hyperlink w:history="1" r:id="rIdqy3ilbw_uor8nda_emcv1">
+      <w:hyperlink w:history="1" r:id="rIddypot9qw6dyok_ssa5v4z">
         <w:r>
           <w:rPr>
             <w:rFonts w:ascii="Calibri" w:cs="Calibri" w:eastAsia="Calibri" w:hAnsi="Calibri"/>
